--- a/Documentación/Documentacion_MV2.docx
+++ b/Documentación/Documentacion_MV2.docx
@@ -1108,8 +1108,258 @@
         <w:t xml:space="preserve"> como propietario</w:t>
       </w:r>
     </w:p>
+    <w:p>
+      <w:r>
+        <w:drawing>
+          <wp:inline distT="0" distB="0" distL="0" distR="0" wp14:anchorId="63524DB2" wp14:editId="677B9036">
+            <wp:extent cx="4887007" cy="523948"/>
+            <wp:effectExtent l="0" t="0" r="8890" b="9525"/>
+            <wp:docPr id="593859576" name="Imagen 1"/>
+            <wp:cNvGraphicFramePr>
+              <a:graphicFrameLocks xmlns:a="http://schemas.openxmlformats.org/drawingml/2006/main" noChangeAspect="1"/>
+            </wp:cNvGraphicFramePr>
+            <a:graphic xmlns:a="http://schemas.openxmlformats.org/drawingml/2006/main">
+              <a:graphicData uri="http://schemas.openxmlformats.org/drawingml/2006/picture">
+                <pic:pic xmlns:pic="http://schemas.openxmlformats.org/drawingml/2006/picture">
+                  <pic:nvPicPr>
+                    <pic:cNvPr id="593859576" name=""/>
+                    <pic:cNvPicPr/>
+                  </pic:nvPicPr>
+                  <pic:blipFill>
+                    <a:blip r:embed="rId29"/>
+                    <a:stretch>
+                      <a:fillRect/>
+                    </a:stretch>
+                  </pic:blipFill>
+                  <pic:spPr>
+                    <a:xfrm>
+                      <a:off x="0" y="0"/>
+                      <a:ext cx="4887007" cy="523948"/>
+                    </a:xfrm>
+                    <a:prstGeom prst="rect">
+                      <a:avLst/>
+                    </a:prstGeom>
+                  </pic:spPr>
+                </pic:pic>
+              </a:graphicData>
+            </a:graphic>
+          </wp:inline>
+        </w:drawing>
+      </w:r>
+    </w:p>
+    <w:p>
+      <w:r>
+        <w:t>Con este comando denegamos todas las conexiones entrantes</w:t>
+      </w:r>
+    </w:p>
+    <w:p>
+      <w:r>
+        <w:drawing>
+          <wp:inline distT="0" distB="0" distL="0" distR="0" wp14:anchorId="4A783CD9" wp14:editId="01C32069">
+            <wp:extent cx="4972744" cy="571580"/>
+            <wp:effectExtent l="0" t="0" r="0" b="0"/>
+            <wp:docPr id="279325171" name="Imagen 1"/>
+            <wp:cNvGraphicFramePr>
+              <a:graphicFrameLocks xmlns:a="http://schemas.openxmlformats.org/drawingml/2006/main" noChangeAspect="1"/>
+            </wp:cNvGraphicFramePr>
+            <a:graphic xmlns:a="http://schemas.openxmlformats.org/drawingml/2006/main">
+              <a:graphicData uri="http://schemas.openxmlformats.org/drawingml/2006/picture">
+                <pic:pic xmlns:pic="http://schemas.openxmlformats.org/drawingml/2006/picture">
+                  <pic:nvPicPr>
+                    <pic:cNvPr id="279325171" name=""/>
+                    <pic:cNvPicPr/>
+                  </pic:nvPicPr>
+                  <pic:blipFill>
+                    <a:blip r:embed="rId30"/>
+                    <a:stretch>
+                      <a:fillRect/>
+                    </a:stretch>
+                  </pic:blipFill>
+                  <pic:spPr>
+                    <a:xfrm>
+                      <a:off x="0" y="0"/>
+                      <a:ext cx="4972744" cy="571580"/>
+                    </a:xfrm>
+                    <a:prstGeom prst="rect">
+                      <a:avLst/>
+                    </a:prstGeom>
+                  </pic:spPr>
+                </pic:pic>
+              </a:graphicData>
+            </a:graphic>
+          </wp:inline>
+        </w:drawing>
+      </w:r>
+    </w:p>
+    <w:p>
+      <w:r>
+        <w:t>Con este comando permitimos todas las conexiones salientes</w:t>
+      </w:r>
+    </w:p>
+    <w:p>
+      <w:r>
+        <w:drawing>
+          <wp:inline distT="0" distB="0" distL="0" distR="0" wp14:anchorId="3459EC04" wp14:editId="78C02267">
+            <wp:extent cx="4839375" cy="381053"/>
+            <wp:effectExtent l="0" t="0" r="0" b="0"/>
+            <wp:docPr id="211687091" name="Imagen 1"/>
+            <wp:cNvGraphicFramePr>
+              <a:graphicFrameLocks xmlns:a="http://schemas.openxmlformats.org/drawingml/2006/main" noChangeAspect="1"/>
+            </wp:cNvGraphicFramePr>
+            <a:graphic xmlns:a="http://schemas.openxmlformats.org/drawingml/2006/main">
+              <a:graphicData uri="http://schemas.openxmlformats.org/drawingml/2006/picture">
+                <pic:pic xmlns:pic="http://schemas.openxmlformats.org/drawingml/2006/picture">
+                  <pic:nvPicPr>
+                    <pic:cNvPr id="211687091" name=""/>
+                    <pic:cNvPicPr/>
+                  </pic:nvPicPr>
+                  <pic:blipFill>
+                    <a:blip r:embed="rId31"/>
+                    <a:stretch>
+                      <a:fillRect/>
+                    </a:stretch>
+                  </pic:blipFill>
+                  <pic:spPr>
+                    <a:xfrm>
+                      <a:off x="0" y="0"/>
+                      <a:ext cx="4839375" cy="381053"/>
+                    </a:xfrm>
+                    <a:prstGeom prst="rect">
+                      <a:avLst/>
+                    </a:prstGeom>
+                  </pic:spPr>
+                </pic:pic>
+              </a:graphicData>
+            </a:graphic>
+          </wp:inline>
+        </w:drawing>
+      </w:r>
+    </w:p>
+    <w:p>
+      <w:pPr>
+        <w:rPr>
+          <w:u w:val="single"/>
+        </w:rPr>
+      </w:pPr>
+      <w:r>
+        <w:drawing>
+          <wp:inline distT="0" distB="0" distL="0" distR="0" wp14:anchorId="272C8D23" wp14:editId="732F4650">
+            <wp:extent cx="5068007" cy="323895"/>
+            <wp:effectExtent l="0" t="0" r="0" b="0"/>
+            <wp:docPr id="70355965" name="Imagen 1"/>
+            <wp:cNvGraphicFramePr>
+              <a:graphicFrameLocks xmlns:a="http://schemas.openxmlformats.org/drawingml/2006/main" noChangeAspect="1"/>
+            </wp:cNvGraphicFramePr>
+            <a:graphic xmlns:a="http://schemas.openxmlformats.org/drawingml/2006/main">
+              <a:graphicData uri="http://schemas.openxmlformats.org/drawingml/2006/picture">
+                <pic:pic xmlns:pic="http://schemas.openxmlformats.org/drawingml/2006/picture">
+                  <pic:nvPicPr>
+                    <pic:cNvPr id="70355965" name=""/>
+                    <pic:cNvPicPr/>
+                  </pic:nvPicPr>
+                  <pic:blipFill>
+                    <a:blip r:embed="rId32"/>
+                    <a:stretch>
+                      <a:fillRect/>
+                    </a:stretch>
+                  </pic:blipFill>
+                  <pic:spPr>
+                    <a:xfrm>
+                      <a:off x="0" y="0"/>
+                      <a:ext cx="5068007" cy="323895"/>
+                    </a:xfrm>
+                    <a:prstGeom prst="rect">
+                      <a:avLst/>
+                    </a:prstGeom>
+                  </pic:spPr>
+                </pic:pic>
+              </a:graphicData>
+            </a:graphic>
+          </wp:inline>
+        </w:drawing>
+      </w:r>
+    </w:p>
+    <w:p>
+      <w:r>
+        <w:lastRenderedPageBreak/>
+        <w:drawing>
+          <wp:inline distT="0" distB="0" distL="0" distR="0" wp14:anchorId="2CF61046" wp14:editId="76DB1F66">
+            <wp:extent cx="4439270" cy="466790"/>
+            <wp:effectExtent l="0" t="0" r="0" b="9525"/>
+            <wp:docPr id="123851683" name="Imagen 1"/>
+            <wp:cNvGraphicFramePr>
+              <a:graphicFrameLocks xmlns:a="http://schemas.openxmlformats.org/drawingml/2006/main" noChangeAspect="1"/>
+            </wp:cNvGraphicFramePr>
+            <a:graphic xmlns:a="http://schemas.openxmlformats.org/drawingml/2006/main">
+              <a:graphicData uri="http://schemas.openxmlformats.org/drawingml/2006/picture">
+                <pic:pic xmlns:pic="http://schemas.openxmlformats.org/drawingml/2006/picture">
+                  <pic:nvPicPr>
+                    <pic:cNvPr id="123851683" name=""/>
+                    <pic:cNvPicPr/>
+                  </pic:nvPicPr>
+                  <pic:blipFill>
+                    <a:blip r:embed="rId33"/>
+                    <a:stretch>
+                      <a:fillRect/>
+                    </a:stretch>
+                  </pic:blipFill>
+                  <pic:spPr>
+                    <a:xfrm>
+                      <a:off x="0" y="0"/>
+                      <a:ext cx="4439270" cy="466790"/>
+                    </a:xfrm>
+                    <a:prstGeom prst="rect">
+                      <a:avLst/>
+                    </a:prstGeom>
+                  </pic:spPr>
+                </pic:pic>
+              </a:graphicData>
+            </a:graphic>
+          </wp:inline>
+        </w:drawing>
+      </w:r>
+    </w:p>
+    <w:p>
+      <w:r>
+        <w:drawing>
+          <wp:inline distT="0" distB="0" distL="0" distR="0" wp14:anchorId="6A813771" wp14:editId="6142235E">
+            <wp:extent cx="5400040" cy="1731010"/>
+            <wp:effectExtent l="0" t="0" r="0" b="2540"/>
+            <wp:docPr id="1305808373" name="Imagen 1"/>
+            <wp:cNvGraphicFramePr>
+              <a:graphicFrameLocks xmlns:a="http://schemas.openxmlformats.org/drawingml/2006/main" noChangeAspect="1"/>
+            </wp:cNvGraphicFramePr>
+            <a:graphic xmlns:a="http://schemas.openxmlformats.org/drawingml/2006/main">
+              <a:graphicData uri="http://schemas.openxmlformats.org/drawingml/2006/picture">
+                <pic:pic xmlns:pic="http://schemas.openxmlformats.org/drawingml/2006/picture">
+                  <pic:nvPicPr>
+                    <pic:cNvPr id="1305808373" name=""/>
+                    <pic:cNvPicPr/>
+                  </pic:nvPicPr>
+                  <pic:blipFill>
+                    <a:blip r:embed="rId34"/>
+                    <a:stretch>
+                      <a:fillRect/>
+                    </a:stretch>
+                  </pic:blipFill>
+                  <pic:spPr>
+                    <a:xfrm>
+                      <a:off x="0" y="0"/>
+                      <a:ext cx="5400040" cy="1731010"/>
+                    </a:xfrm>
+                    <a:prstGeom prst="rect">
+                      <a:avLst/>
+                    </a:prstGeom>
+                  </pic:spPr>
+                </pic:pic>
+              </a:graphicData>
+            </a:graphic>
+          </wp:inline>
+        </w:drawing>
+      </w:r>
+    </w:p>
     <w:sectPr>
-      <w:headerReference w:type="default" r:id="rId29"/>
+      <w:headerReference w:type="default" r:id="rId35"/>
       <w:pgSz w:w="11906" w:h="16838"/>
       <w:pgMar w:top="1417" w:right="1701" w:bottom="1417" w:left="1701" w:header="708" w:footer="708" w:gutter="0"/>
       <w:cols w:space="708"/>
